--- a/klagomål/A 30446-2026 FSC-klagomål.docx
+++ b/klagomål/A 30446-2026 FSC-klagomål.docx
@@ -943,7 +943,7 @@
     <w:r>
       <w:tab/>
       <w:tab/>
-      <w:t>2026-07-13</w:t>
+      <w:t>2026-07-14</w:t>
       <w:br/>
       <w:br/>
     </w:r>

--- a/klagomål/A 30446-2026 FSC-klagomål.docx
+++ b/klagomål/A 30446-2026 FSC-klagomål.docx
@@ -943,7 +943,7 @@
     <w:r>
       <w:tab/>
       <w:tab/>
-      <w:t>2026-07-14</w:t>
+      <w:t>2026-07-15</w:t>
       <w:br/>
       <w:br/>
     </w:r>

--- a/klagomål/A 30446-2026 FSC-klagomål.docx
+++ b/klagomål/A 30446-2026 FSC-klagomål.docx
@@ -943,7 +943,7 @@
     <w:r>
       <w:tab/>
       <w:tab/>
-      <w:t>2026-07-15</w:t>
+      <w:t>2026-07-16</w:t>
       <w:br/>
       <w:br/>
     </w:r>

--- a/klagomål/A 30446-2026 FSC-klagomål.docx
+++ b/klagomål/A 30446-2026 FSC-klagomål.docx
@@ -943,7 +943,7 @@
     <w:r>
       <w:tab/>
       <w:tab/>
-      <w:t>2026-07-16</w:t>
+      <w:t>2026-07-17</w:t>
       <w:br/>
       <w:br/>
     </w:r>

--- a/klagomål/A 30446-2026 FSC-klagomål.docx
+++ b/klagomål/A 30446-2026 FSC-klagomål.docx
@@ -943,7 +943,7 @@
     <w:r>
       <w:tab/>
       <w:tab/>
-      <w:t>2026-07-17</w:t>
+      <w:t>2026-07-18</w:t>
       <w:br/>
       <w:br/>
     </w:r>

--- a/klagomål/A 30446-2026 FSC-klagomål.docx
+++ b/klagomål/A 30446-2026 FSC-klagomål.docx
@@ -943,7 +943,7 @@
     <w:r>
       <w:tab/>
       <w:tab/>
-      <w:t>2026-07-18</w:t>
+      <w:t>2026-07-19</w:t>
       <w:br/>
       <w:br/>
     </w:r>

--- a/klagomål/A 30446-2026 FSC-klagomål.docx
+++ b/klagomål/A 30446-2026 FSC-klagomål.docx
@@ -943,7 +943,7 @@
     <w:r>
       <w:tab/>
       <w:tab/>
-      <w:t>2026-07-19</w:t>
+      <w:t>2026-07-20</w:t>
       <w:br/>
       <w:br/>
     </w:r>

--- a/klagomål/A 30446-2026 FSC-klagomål.docx
+++ b/klagomål/A 30446-2026 FSC-klagomål.docx
@@ -221,7 +221,7 @@
     </w:p>
     <w:p>
       <w:r>
-        <w:t>I och inom 9 meter från avverkningsanmälan finns fynd av 7 naturvårdsarter, varav 7 är rödlistade, 1 är fridlyst och 7 är typiska (T): garnlav (VU, T), gräddporing (VU, T), gränsticka (VU, T), dvärgbägarlav (NT, T), kolflarnlav (NT, T), lavskrika (NT, T, §4) och skrovellav (NT, T). Se Figur 1.</w:t>
+        <w:t>I och inom 9 meter från avverkningsanmälan finns fynd av 15 naturvårdsarter, varav 12 är rödlistade, 1 är fridlyst, 13 är typiska (T) och 3 är signalarter (S): garnlav (VU, T), gräddporing (VU, T), gränsticka (VU, T), dvärgbägarlav (NT, T), kolflarnlav (NT, T), lavskrika (NT, T, §4), lunglav (NT, T), mörk kolflarnlav (NT), nordtagging (NT), skrovellav (NT, T), talltagel (NT, T), vedskivlav (NT, T), skinnlav (S, T), stuplav (S, T) och vedticka (S, T). Se Figur 1.</w:t>
       </w:r>
     </w:p>
     <w:p>
@@ -381,6 +381,84 @@
         <w:rPr>
           <w:b/>
         </w:rPr>
+        <w:t>Lunglav (NT)</w:t>
+      </w:r>
+      <w:r>
+        <w:t xml:space="preserve"> är en av vårt lands främsta signalarter som överallt indikerar gamla lövträd, skogsbestånd med höga naturvärden och ekosystem med långskoglig kontinuitet. Lokalt kan förekomsten vara mycket riklig men den hittas nästan enbart i gamla och ej slutavverkade skogar. Artens samtliga förekomster bör uppmärksammas från naturvårdssynpunkt, då många lokaler även hyser andra ovanliga och rödlistade arter. Rikliga förekomster bör skyddas med biotopskydd, frivilliga avsättningar eller reservat. På lunglav kan de sällsynta lavparasiterna lunglavshårprick (CR), </w:t>
+      </w:r>
+      <w:r>
+        <w:rPr>
+          <w:i/>
+        </w:rPr>
+        <w:t>Abrothallus diederichii</w:t>
+      </w:r>
+      <w:r>
+        <w:t xml:space="preserve"> (VU), </w:t>
+      </w:r>
+      <w:r>
+        <w:rPr>
+          <w:i/>
+        </w:rPr>
+        <w:t>Abrothallus lobariae</w:t>
+      </w:r>
+      <w:r>
+        <w:t xml:space="preserve"> (VU), </w:t>
+      </w:r>
+      <w:r>
+        <w:rPr>
+          <w:i/>
+        </w:rPr>
+        <w:t>Calycina lobariae</w:t>
+      </w:r>
+      <w:r>
+        <w:t xml:space="preserve"> (VU), lunglavsknapp (VU) och skrovelmössing (VU) påträffas. Lunglav är typisk art för </w:t>
+      </w:r>
+      <w:r>
+        <w:rPr>
+          <w:i/>
+        </w:rPr>
+        <w:t>9010 Taiga, 9020 Nordlig ädellövskog, 9110 Näringsfattig bokskog, 9130 Näringsrik bokskog, 9160 Näringsrik ekskog, 9180 Ädellövskog i branter, 9190 Näringsfattig ekskog, 9070 Trädklädd betesmark, 9040 Fjällbjörkskog</w:t>
+      </w:r>
+      <w:r>
+        <w:t xml:space="preserve"> och</w:t>
+      </w:r>
+      <w:r>
+        <w:rPr>
+          <w:i/>
+        </w:rPr>
+        <w:t xml:space="preserve"> 6530 Lövängar</w:t>
+      </w:r>
+      <w:r>
+        <w:t xml:space="preserve"> (SLU Artdatabanken, 2026; Nitare &amp; Skogsstyrelsen, 2019).</w:t>
+      </w:r>
+    </w:p>
+    <w:p>
+      <w:r>
+        <w:rPr>
+          <w:b/>
+        </w:rPr>
+        <w:t>Mörk kolflarnlav (NT)</w:t>
+      </w:r>
+      <w:r>
+        <w:t xml:space="preserve"> är brandberoende och växer nästan uteslutande på kolad hård kärnved av tall. Arten förekommer främst i glesa, öppna tall- och blandbarrskogar av naturskogskaraktär och etableringen verkar ske sent efter brand, kanske först efter 100–300 år. Mörk kolflarnlav indikerar skog med höga naturvärden och vanligast är att den påträffas på rester av nedbrunna torrakor och högstubbar och lågstubbar som är så grova att hela innandömet är urbränt. Tall- och blandbarrskogar av naturskogskaraktär med spår av återkommande bränder hyser höga biologiska värden och bör skyddas (SLU Artdatabanken, 2024).</w:t>
+      </w:r>
+    </w:p>
+    <w:p>
+      <w:r>
+        <w:rPr>
+          <w:b/>
+        </w:rPr>
+        <w:t>Nordtagging (NT)</w:t>
+      </w:r>
+      <w:r>
+        <w:t xml:space="preserve"> växer främst på tallågor av grövre dimensioner och påträffas huvudsakligen i äldre skog som inte kalavverkats. Nordtaggingen missgynnas av att områden med äldre tallskog har minskat starkt. Bekämpning av skogsbränder, samtidigt som skogsbruket omvandlar naturligt glesa tallbestånd till likartade och betydligt tätare bestånd, har missgynnat arten. Bristen på gamla tallågor utgör på sikt ett allvarligt hot och återskapandet av lämpliga biotoper tar mycket lång tid. Områden med olikåldriga bestånd av tall och med stort inslag av äldre träd bör undantas från skoglig produktion (SLU Artdatabanken, 2024).</w:t>
+      </w:r>
+    </w:p>
+    <w:p>
+      <w:r>
+        <w:rPr>
+          <w:b/>
+        </w:rPr>
         <w:t>Skrovellav (NT)</w:t>
       </w:r>
       <w:r>
@@ -421,6 +499,151 @@
       </w:r>
       <w:r>
         <w:t xml:space="preserve"> (SLU Artdatabanken, 2026; Nitare &amp; Skogsstyrelsen, 2019).</w:t>
+      </w:r>
+    </w:p>
+    <w:p>
+      <w:r>
+        <w:rPr>
+          <w:b/>
+        </w:rPr>
+        <w:t>Talltagel (NT)</w:t>
+      </w:r>
+      <w:r>
+        <w:t xml:space="preserve"> är en boreal art som förekommer på tall i äldre, öppna tallskogar. Den påverkas negativt av brist på kontinuitetsskog och minskningstakten bedöms vara nära gränsvärdet för Sårbar (VU). Talltagel är typisk art för </w:t>
+      </w:r>
+      <w:r>
+        <w:rPr>
+          <w:i/>
+        </w:rPr>
+        <w:t>9010 Taiga</w:t>
+      </w:r>
+      <w:r>
+        <w:t xml:space="preserve"> (SLU Artdatabanken, 2026).</w:t>
+      </w:r>
+    </w:p>
+    <w:p>
+      <w:r>
+        <w:rPr>
+          <w:b/>
+        </w:rPr>
+        <w:t>Vedskivlav (NT)</w:t>
+      </w:r>
+      <w:r>
+        <w:t xml:space="preserve"> växer på gammal, torr, exponerad, hård kärnved av framförallt tall i naturskogsartade bestånd. Avverkning av tallskog av naturskogskaraktär med spår av återkommande bränder är ett hot. Mängden lämplig ved att växa på för vedskivlav minskar, dels på grund av naturlig nedbrytning men framförallt på grund av att de förstörs i samband med slutavverkningar, gallringar och markberedning. Tall- och blandbarrskogar av naturskogskaraktär med spår av återkommande bränder bör skyddas. Vedskivlav är typisk art för </w:t>
+      </w:r>
+      <w:r>
+        <w:rPr>
+          <w:i/>
+        </w:rPr>
+        <w:t>9010 Taiga</w:t>
+      </w:r>
+      <w:r>
+        <w:t xml:space="preserve"> (SLU Artdatabanken, 2024).</w:t>
+      </w:r>
+    </w:p>
+    <w:p>
+      <w:r>
+        <w:rPr>
+          <w:b/>
+        </w:rPr>
+        <w:t xml:space="preserve">Skinnlav </w:t>
+      </w:r>
+      <w:r>
+        <w:t xml:space="preserve">förekommer på diverse lövträd, främst på gammal asp och sälg. Den påträffas främst i områden med lång kontinuitet av grova lövträd och signalerar skogsmark med höga naturvärden. På lokalerna förekommer som regel ett flertal andra ovanliga eller rödlistade lavar. I likhet med gelélavarna, etablerar sig skinnlaven i skogsmark på grova aspar i sena lövsuccessioner. Skinnlav är typisk art för </w:t>
+      </w:r>
+      <w:r>
+        <w:rPr>
+          <w:i/>
+        </w:rPr>
+        <w:t xml:space="preserve">9010 Taiga, 9020 Nordlig ädellövskog </w:t>
+      </w:r>
+      <w:r>
+        <w:t xml:space="preserve">och </w:t>
+      </w:r>
+      <w:r>
+        <w:rPr>
+          <w:i/>
+        </w:rPr>
+        <w:t xml:space="preserve">9070 Trädklädd betesmark </w:t>
+      </w:r>
+      <w:r>
+        <w:t>(Nitare &amp; Skogsstyrelsen, 2019; SLU Artdatabanken, 2025).</w:t>
+      </w:r>
+    </w:p>
+    <w:p>
+      <w:r>
+        <w:rPr>
+          <w:b/>
+        </w:rPr>
+        <w:t>Stuplav</w:t>
+      </w:r>
+      <w:r>
+        <w:t xml:space="preserve"> är en mycket bra signalart i hela sitt utbredningsområde och förekommer nästan enbart i skogsmiljöer med höga naturvärden. Den indikerar långvarig förekomst av gamla lövträd och miljöer med konstant hög luftfuktighet. I skogar med suboceaniskt klimat finns det en mycket sällsynt parasit, njurlavsknapp </w:t>
+      </w:r>
+      <w:r>
+        <w:rPr>
+          <w:i/>
+        </w:rPr>
+        <w:t>Pletocarpon nephromeum</w:t>
+      </w:r>
+      <w:r>
+        <w:t xml:space="preserve"> (EN), som växer på stuplav. Ytterligare tre sällsynta lavparasiter, </w:t>
+      </w:r>
+      <w:r>
+        <w:rPr>
+          <w:i/>
+        </w:rPr>
+        <w:t>Protounguicularia nephromatis</w:t>
+      </w:r>
+      <w:r>
+        <w:t xml:space="preserve"> (VU), </w:t>
+      </w:r>
+      <w:r>
+        <w:rPr>
+          <w:i/>
+        </w:rPr>
+        <w:t>Refractohilum galligenum</w:t>
+      </w:r>
+      <w:r>
+        <w:t xml:space="preserve"> (NT) och </w:t>
+      </w:r>
+      <w:r>
+        <w:rPr>
+          <w:i/>
+        </w:rPr>
+        <w:t>Roselliniella nephromatis</w:t>
+      </w:r>
+      <w:r>
+        <w:t xml:space="preserve"> (DD), kan också påträffas på stuplav. Stuplav är typisk art för </w:t>
+      </w:r>
+      <w:r>
+        <w:rPr>
+          <w:i/>
+        </w:rPr>
+        <w:t>9010 Taiga</w:t>
+      </w:r>
+      <w:r>
+        <w:t xml:space="preserve"> (SLU Artdatabanken, 2026; Nitare &amp; Skogsstyrelsen, 2019).</w:t>
+      </w:r>
+    </w:p>
+    <w:p>
+      <w:r>
+        <w:rPr>
+          <w:b/>
+        </w:rPr>
+        <w:t xml:space="preserve">Vedticka </w:t>
+      </w:r>
+      <w:r>
+        <w:t xml:space="preserve">är en bra signalart söder om den naturliga norrlandsgränsen. Den är huvudsakligen knuten till äldre barrskogar där det föreligger långvarig kontinuitet av död barrved. Vedticka är typisk art för </w:t>
+      </w:r>
+      <w:r>
+        <w:rPr>
+          <w:i/>
+        </w:rPr>
+        <w:t xml:space="preserve">9010 Taiga </w:t>
+      </w:r>
+      <w:r>
+        <w:t>(Nitare &amp; Skogsstyrelsen, 2019; SLU Artdatabanken, 2025).</w:t>
       </w:r>
     </w:p>
     <w:p>
@@ -529,7 +752,7 @@
         <w:rPr>
           <w:i/>
         </w:rPr>
-        <w:t>I det avverkningsanmälda skogsområdet har 7 naturvårdsarter varav 7 rödlistade arter sina livsmiljöer och växtplatser.</w:t>
+        <w:t>I det avverkningsanmälda skogsområdet har 15 naturvårdsarter varav 12 rödlistade arter sina livsmiljöer och växtplatser.</w:t>
       </w:r>
     </w:p>
     <w:p>
@@ -726,7 +949,9 @@
         <w:pStyle w:val="Title"/>
       </w:pPr>
       <w:r>
-        <w:t>BILAGA 1 – Fridlysta arter</w:t>
+        <w:t>BILAGA 1 –</w:t>
+        <w:br/>
+        <w:t>Fridlysta och rödlistade arter</w:t>
       </w:r>
     </w:p>
     <w:p>
@@ -813,6 +1038,105 @@
       </w:r>
       <w:r>
         <w:t>SLU Artdatabanken, Uppsala</w:t>
+      </w:r>
+    </w:p>
+    <w:p>
+      <w:pPr>
+        <w:pStyle w:val="Heading1"/>
+      </w:pPr>
+      <w:r>
+        <w:t>Lunglav – ekologi samt krav på livsmiljön</w:t>
+      </w:r>
+    </w:p>
+    <w:p>
+      <w:r>
+        <w:t xml:space="preserve">Lunglav (NT) är en av vårt lands främsta signalarter som överallt indikerar gamla lövträd, skogsbestånd med höga naturvärden och ekosystem med lång skoglig kontinuitet. Lokalt kan förekomsten vara mycket riklig men den hittas nästan enbart i gamla och ej slutavverkade skogar. Artens samtliga förekomster bör uppmärksammas från naturvårdssynpunkt, då många lokaler även hyser andra ovanliga och rödlistade arter, däribland de sällsynta lavparasiterna lunglavshårprick (CR), </w:t>
+      </w:r>
+      <w:r>
+        <w:rPr>
+          <w:i/>
+        </w:rPr>
+        <w:t>Abrothallus diederichii</w:t>
+      </w:r>
+      <w:r>
+        <w:t xml:space="preserve"> (VU), </w:t>
+      </w:r>
+      <w:r>
+        <w:rPr>
+          <w:i/>
+        </w:rPr>
+        <w:t>Abrothallus lobariae</w:t>
+      </w:r>
+      <w:r>
+        <w:t xml:space="preserve"> (VU), </w:t>
+      </w:r>
+      <w:r>
+        <w:rPr>
+          <w:i/>
+        </w:rPr>
+        <w:t>Calycina lobariae</w:t>
+      </w:r>
+      <w:r>
+        <w:t xml:space="preserve"> (VU), lunglavsknapp (VU) och skrovelmössing (VU), som växer på lunglav. Rikliga förekomster med lunglav bör skyddas med biotopskydd, frivilliga avsättningar eller reservat (SLU Artdatabanken, 2026; Nitare &amp; Skogsstyrelsen, 2019).</w:t>
+      </w:r>
+    </w:p>
+    <w:p>
+      <w:r>
+        <w:t xml:space="preserve">Lunglav är typisk art för </w:t>
+      </w:r>
+      <w:r>
+        <w:rPr>
+          <w:i/>
+        </w:rPr>
+        <w:t>9010 Taiga, 9020 Nordlig ädellövskog, 9110 Näringsfattig bokskog, 9130 Näringsrik bokskog, 9160 Näringsrik ekskog, 9180 Ädellövskog i branter, 9190 Näringsfattig ekskog, 9070 Trädklädd betesmark, 9040 Fjällbjörkskog</w:t>
+      </w:r>
+      <w:r>
+        <w:t xml:space="preserve"> och</w:t>
+      </w:r>
+      <w:r>
+        <w:rPr>
+          <w:i/>
+        </w:rPr>
+        <w:t xml:space="preserve"> 6530 Lövängar</w:t>
+      </w:r>
+      <w:r>
+        <w:t xml:space="preserve"> (SLU Artdatabanken, 2026).</w:t>
+      </w:r>
+    </w:p>
+    <w:p>
+      <w:pPr>
+        <w:pStyle w:val="Heading2"/>
+      </w:pPr>
+      <w:r>
+        <w:t>Referenser – lunglav</w:t>
+      </w:r>
+    </w:p>
+    <w:p>
+      <w:r>
+        <w:t xml:space="preserve">Nitare, J. och Skogsstyrelsen, 2019. </w:t>
+      </w:r>
+      <w:r>
+        <w:rPr>
+          <w:i/>
+        </w:rPr>
+        <w:t xml:space="preserve">Skyddsvärd skog – Naturvårdsarter och andra kriterier för naturvärdesbedömning. </w:t>
+      </w:r>
+      <w:r>
+        <w:t>Skogsstyrelsen.</w:t>
+      </w:r>
+    </w:p>
+    <w:p>
+      <w:r>
+        <w:t xml:space="preserve">SLU Artdatabanken, 2026. </w:t>
+      </w:r>
+      <w:r>
+        <w:rPr>
+          <w:i/>
+        </w:rPr>
+        <w:t xml:space="preserve">Artfaktablad. Naturvård – artfakta. </w:t>
+      </w:r>
+      <w:r>
+        <w:t>SLU Artdatabanken, Uppsala.</w:t>
       </w:r>
     </w:p>
     <w:sectPr>
@@ -943,7 +1267,7 @@
     <w:r>
       <w:tab/>
       <w:tab/>
-      <w:t>2026-07-20</w:t>
+      <w:t>2026-07-21</w:t>
       <w:br/>
       <w:br/>
     </w:r>

--- a/klagomål/A 30446-2026 FSC-klagomål.docx
+++ b/klagomål/A 30446-2026 FSC-klagomål.docx
@@ -1267,7 +1267,7 @@
     <w:r>
       <w:tab/>
       <w:tab/>
-      <w:t>2026-07-21</w:t>
+      <w:t>2026-07-22</w:t>
       <w:br/>
       <w:br/>
     </w:r>

--- a/klagomål/A 30446-2026 FSC-klagomål.docx
+++ b/klagomål/A 30446-2026 FSC-klagomål.docx
@@ -1267,7 +1267,7 @@
     <w:r>
       <w:tab/>
       <w:tab/>
-      <w:t>2026-07-22</w:t>
+      <w:t>2026-07-23</w:t>
       <w:br/>
       <w:br/>
     </w:r>

--- a/klagomål/A 30446-2026 FSC-klagomål.docx
+++ b/klagomål/A 30446-2026 FSC-klagomål.docx
@@ -1267,7 +1267,7 @@
     <w:r>
       <w:tab/>
       <w:tab/>
-      <w:t>2026-07-23</w:t>
+      <w:t>2026-07-24</w:t>
       <w:br/>
       <w:br/>
     </w:r>

--- a/klagomål/A 30446-2026 FSC-klagomål.docx
+++ b/klagomål/A 30446-2026 FSC-klagomål.docx
@@ -1267,7 +1267,7 @@
     <w:r>
       <w:tab/>
       <w:tab/>
-      <w:t>2026-07-24</w:t>
+      <w:t>2026-07-25</w:t>
       <w:br/>
       <w:br/>
     </w:r>

--- a/klagomål/A 30446-2026 FSC-klagomål.docx
+++ b/klagomål/A 30446-2026 FSC-klagomål.docx
@@ -1267,7 +1267,7 @@
     <w:r>
       <w:tab/>
       <w:tab/>
-      <w:t>2026-07-25</w:t>
+      <w:t>2026-07-26</w:t>
       <w:br/>
       <w:br/>
     </w:r>

--- a/klagomål/A 30446-2026 FSC-klagomål.docx
+++ b/klagomål/A 30446-2026 FSC-klagomål.docx
@@ -1267,7 +1267,7 @@
     <w:r>
       <w:tab/>
       <w:tab/>
-      <w:t>2026-07-26</w:t>
+      <w:t>2026-07-27</w:t>
       <w:br/>
       <w:br/>
     </w:r>

--- a/klagomål/A 30446-2026 FSC-klagomål.docx
+++ b/klagomål/A 30446-2026 FSC-klagomål.docx
@@ -1267,7 +1267,7 @@
     <w:r>
       <w:tab/>
       <w:tab/>
-      <w:t>2026-07-27</w:t>
+      <w:t>2026-07-28</w:t>
       <w:br/>
       <w:br/>
     </w:r>

--- a/klagomål/A 30446-2026 FSC-klagomål.docx
+++ b/klagomål/A 30446-2026 FSC-klagomål.docx
@@ -1267,7 +1267,7 @@
     <w:r>
       <w:tab/>
       <w:tab/>
-      <w:t>2026-07-28</w:t>
+      <w:t>2026-07-29</w:t>
       <w:br/>
       <w:br/>
     </w:r>

--- a/klagomål/A 30446-2026 FSC-klagomål.docx
+++ b/klagomål/A 30446-2026 FSC-klagomål.docx
@@ -1267,7 +1267,7 @@
     <w:r>
       <w:tab/>
       <w:tab/>
-      <w:t>2026-07-29</w:t>
+      <w:t>2026-07-30</w:t>
       <w:br/>
       <w:br/>
     </w:r>

--- a/klagomål/A 30446-2026 FSC-klagomål.docx
+++ b/klagomål/A 30446-2026 FSC-klagomål.docx
@@ -1267,7 +1267,7 @@
     <w:r>
       <w:tab/>
       <w:tab/>
-      <w:t>2026-07-30</w:t>
+      <w:t>2026-07-31</w:t>
       <w:br/>
       <w:br/>
     </w:r>

--- a/klagomål/A 30446-2026 FSC-klagomål.docx
+++ b/klagomål/A 30446-2026 FSC-klagomål.docx
@@ -1267,7 +1267,7 @@
     <w:r>
       <w:tab/>
       <w:tab/>
-      <w:t>2026-07-31</w:t>
+      <w:t>2026-08-01</w:t>
       <w:br/>
       <w:br/>
     </w:r>

--- a/klagomål/A 30446-2026 FSC-klagomål.docx
+++ b/klagomål/A 30446-2026 FSC-klagomål.docx
@@ -1267,7 +1267,7 @@
     <w:r>
       <w:tab/>
       <w:tab/>
-      <w:t>2026-08-01</w:t>
+      <w:t>2026-08-02</w:t>
       <w:br/>
       <w:br/>
     </w:r>

--- a/klagomål/A 30446-2026 FSC-klagomål.docx
+++ b/klagomål/A 30446-2026 FSC-klagomål.docx
@@ -1267,7 +1267,7 @@
     <w:r>
       <w:tab/>
       <w:tab/>
-      <w:t>2026-08-02</w:t>
+      <w:t>2026-08-03</w:t>
       <w:br/>
       <w:br/>
     </w:r>

--- a/klagomål/A 30446-2026 FSC-klagomål.docx
+++ b/klagomål/A 30446-2026 FSC-klagomål.docx
@@ -1267,7 +1267,7 @@
     <w:r>
       <w:tab/>
       <w:tab/>
-      <w:t>2026-08-03</w:t>
+      <w:t>2026-08-05</w:t>
       <w:br/>
       <w:br/>
     </w:r>

--- a/klagomål/A 30446-2026 FSC-klagomål.docx
+++ b/klagomål/A 30446-2026 FSC-klagomål.docx
@@ -1267,7 +1267,7 @@
     <w:r>
       <w:tab/>
       <w:tab/>
-      <w:t>2026-08-05</w:t>
+      <w:t>2026-08-07</w:t>
       <w:br/>
       <w:br/>
     </w:r>

--- a/klagomål/A 30446-2026 FSC-klagomål.docx
+++ b/klagomål/A 30446-2026 FSC-klagomål.docx
@@ -1267,7 +1267,7 @@
     <w:r>
       <w:tab/>
       <w:tab/>
-      <w:t>2026-08-07</w:t>
+      <w:t>2026-08-08</w:t>
       <w:br/>
       <w:br/>
     </w:r>

--- a/klagomål/A 30446-2026 FSC-klagomål.docx
+++ b/klagomål/A 30446-2026 FSC-klagomål.docx
@@ -216,12 +216,12 @@
         <w:spacing w:after="240"/>
       </w:pPr>
       <w:r>
-        <w:t>Figur 1. Fyndplatser för naturvårdsarter i och inom 9 meter från avverkningsanmälan. Markörer utan svart kant är placerade på fyndplatsen. Markörer med svart kant är placerade vid sidan av fyndplatsen har ett svart streck som visar fyndplatsens exakta position. Kartans mittpunktskoordinat är N 7095308, E 467014 i SWEREF 99 TM.</w:t>
+        <w:t>Figur 1. Fyndplatser för naturvårdsarter i och inom 9 meter från avverkningsanmälan. Markörer utan svart kant är placerade på fyndplatsen. Markörer med svart kant är placerade vid sidan av fyndplatsen och har ett svart streck som visar fyndplatsens exakta position. Kartans mittpunktskoordinat är N 7095308, E 467014 i SWEREF 99 TM.</w:t>
       </w:r>
     </w:p>
     <w:p>
       <w:r>
-        <w:t>I och inom 9 meter från avverkningsanmälan finns fynd av 7 naturvårdsarter, varav 7 är rödlistade, 1 är fridlyst och 7 är typiska (T): garnlav (VU, T), gräddporing (VU, T), gränsticka (VU, T), dvärgbägarlav (NT, T), kolflarnlav (NT, T), lavskrika (NT, T, §4) och skrovellav (NT, T). Se Figur 1.</w:t>
+        <w:t>I och inom 9 meter från avverkningsanmälan finns fynd av 15 naturvårdsarter, varav 12 är rödlistade, 1 är fridlyst, 13 är typiska (T) och 3 är signalarter (S): garnlav (VU, T), gräddporing (VU, T), gränsticka (VU, T), dvärgbägarlav (NT, T), kolflarnlav (NT, T), lavskrika (NT, T, §4), lunglav (NT, T), mörk kolflarnlav (NT), nordtagging (NT), skrovellav (NT, T), talltagel (NT, T), vedskivlav (NT, T), skinnlav (S, T), stuplav (S, T) och vedticka (S, T). Se Figur 1.</w:t>
       </w:r>
     </w:p>
     <w:p>
@@ -381,6 +381,84 @@
         <w:rPr>
           <w:b/>
         </w:rPr>
+        <w:t>Lunglav (NT)</w:t>
+      </w:r>
+      <w:r>
+        <w:t xml:space="preserve"> är en av vårt lands främsta signalarter som överallt indikerar gamla lövträd, skogsbestånd med höga naturvärden och ekosystem med långskoglig kontinuitet. Lokalt kan förekomsten vara mycket riklig men den hittas nästan enbart i gamla och ej slutavverkade skogar. Artens samtliga förekomster bör uppmärksammas från naturvårdssynpunkt, då många lokaler även hyser andra ovanliga och rödlistade arter. Rikliga förekomster bör skyddas med biotopskydd, frivilliga avsättningar eller reservat. På lunglav kan de sällsynta lavparasiterna lunglavshårprick (CR), </w:t>
+      </w:r>
+      <w:r>
+        <w:rPr>
+          <w:i/>
+        </w:rPr>
+        <w:t>Abrothallus diederichii</w:t>
+      </w:r>
+      <w:r>
+        <w:t xml:space="preserve"> (VU), </w:t>
+      </w:r>
+      <w:r>
+        <w:rPr>
+          <w:i/>
+        </w:rPr>
+        <w:t>Abrothallus lobariae</w:t>
+      </w:r>
+      <w:r>
+        <w:t xml:space="preserve"> (VU), </w:t>
+      </w:r>
+      <w:r>
+        <w:rPr>
+          <w:i/>
+        </w:rPr>
+        <w:t>Calycina lobariae</w:t>
+      </w:r>
+      <w:r>
+        <w:t xml:space="preserve"> (VU), lunglavsknapp (VU) och skrovelmössing (VU) påträffas. Lunglav är typisk art för </w:t>
+      </w:r>
+      <w:r>
+        <w:rPr>
+          <w:i/>
+        </w:rPr>
+        <w:t>9010 Taiga, 9020 Nordlig ädellövskog, 9110 Näringsfattig bokskog, 9130 Näringsrik bokskog, 9160 Näringsrik ekskog, 9180 Ädellövskog i branter, 9190 Näringsfattig ekskog, 9070 Trädklädd betesmark, 9040 Fjällbjörkskog</w:t>
+      </w:r>
+      <w:r>
+        <w:t xml:space="preserve"> och</w:t>
+      </w:r>
+      <w:r>
+        <w:rPr>
+          <w:i/>
+        </w:rPr>
+        <w:t xml:space="preserve"> 6530 Lövängar</w:t>
+      </w:r>
+      <w:r>
+        <w:t xml:space="preserve"> (SLU Artdatabanken, 2026; Nitare &amp; Skogsstyrelsen, 2019).</w:t>
+      </w:r>
+    </w:p>
+    <w:p>
+      <w:r>
+        <w:rPr>
+          <w:b/>
+        </w:rPr>
+        <w:t>Mörk kolflarnlav (NT)</w:t>
+      </w:r>
+      <w:r>
+        <w:t xml:space="preserve"> är brandberoende och växer nästan uteslutande på kolad hård kärnved av tall. Arten förekommer främst i glesa, öppna tall- och blandbarrskogar av naturskogskaraktär och etableringen verkar ske sent efter brand, kanske först efter 100–300 år. Mörk kolflarnlav indikerar skog med höga naturvärden och vanligast är att den påträffas på rester av nedbrunna torrakor och högstubbar och lågstubbar som är så grova att hela innandömet är urbränt. Tall- och blandbarrskogar av naturskogskaraktär med spår av återkommande bränder hyser höga biologiska värden och bör skyddas (SLU Artdatabanken, 2024).</w:t>
+      </w:r>
+    </w:p>
+    <w:p>
+      <w:r>
+        <w:rPr>
+          <w:b/>
+        </w:rPr>
+        <w:t>Nordtagging (NT)</w:t>
+      </w:r>
+      <w:r>
+        <w:t xml:space="preserve"> växer främst på tallågor av grövre dimensioner och påträffas huvudsakligen i äldre skog som inte kalavverkats. Nordtaggingen missgynnas av att områden med äldre tallskog har minskat starkt. Bekämpning av skogsbränder, samtidigt som skogsbruket omvandlar naturligt glesa tallbestånd till likartade och betydligt tätare bestånd, har missgynnat arten. Bristen på gamla tallågor utgör på sikt ett allvarligt hot och återskapandet av lämpliga biotoper tar mycket lång tid. Områden med olikåldriga bestånd av tall och med stort inslag av äldre träd bör undantas från skoglig produktion (SLU Artdatabanken, 2024).</w:t>
+      </w:r>
+    </w:p>
+    <w:p>
+      <w:r>
+        <w:rPr>
+          <w:b/>
+        </w:rPr>
         <w:t>Skrovellav (NT)</w:t>
       </w:r>
       <w:r>
@@ -421,6 +499,151 @@
       </w:r>
       <w:r>
         <w:t xml:space="preserve"> (SLU Artdatabanken, 2026; Nitare &amp; Skogsstyrelsen, 2019).</w:t>
+      </w:r>
+    </w:p>
+    <w:p>
+      <w:r>
+        <w:rPr>
+          <w:b/>
+        </w:rPr>
+        <w:t>Talltagel (NT)</w:t>
+      </w:r>
+      <w:r>
+        <w:t xml:space="preserve"> är en boreal art som förekommer på tall i äldre, öppna tallskogar. Den påverkas negativt av brist på kontinuitetsskog och minskningstakten bedöms vara nära gränsvärdet för Sårbar (VU). Talltagel är typisk art för </w:t>
+      </w:r>
+      <w:r>
+        <w:rPr>
+          <w:i/>
+        </w:rPr>
+        <w:t>9010 Taiga</w:t>
+      </w:r>
+      <w:r>
+        <w:t xml:space="preserve"> (SLU Artdatabanken, 2026).</w:t>
+      </w:r>
+    </w:p>
+    <w:p>
+      <w:r>
+        <w:rPr>
+          <w:b/>
+        </w:rPr>
+        <w:t>Vedskivlav (NT)</w:t>
+      </w:r>
+      <w:r>
+        <w:t xml:space="preserve"> växer på gammal, torr, exponerad, hård kärnved av framförallt tall i naturskogsartade bestånd. Avverkning av tallskog av naturskogskaraktär med spår av återkommande bränder är ett hot. Mängden lämplig ved att växa på för vedskivlav minskar, dels på grund av naturlig nedbrytning men framförallt på grund av att de förstörs i samband med slutavverkningar, gallringar och markberedning. Tall- och blandbarrskogar av naturskogskaraktär med spår av återkommande bränder bör skyddas. Vedskivlav är typisk art för </w:t>
+      </w:r>
+      <w:r>
+        <w:rPr>
+          <w:i/>
+        </w:rPr>
+        <w:t>9010 Taiga</w:t>
+      </w:r>
+      <w:r>
+        <w:t xml:space="preserve"> (SLU Artdatabanken, 2024).</w:t>
+      </w:r>
+    </w:p>
+    <w:p>
+      <w:r>
+        <w:rPr>
+          <w:b/>
+        </w:rPr>
+        <w:t xml:space="preserve">Skinnlav </w:t>
+      </w:r>
+      <w:r>
+        <w:t xml:space="preserve">förekommer på diverse lövträd, främst på gammal asp och sälg. Den påträffas främst i områden med lång kontinuitet av grova lövträd och signalerar skogsmark med höga naturvärden. På lokalerna förekommer som regel ett flertal andra ovanliga eller rödlistade lavar. I likhet med gelélavarna, etablerar sig skinnlaven i skogsmark på grova aspar i sena lövsuccessioner. Skinnlav är typisk art för </w:t>
+      </w:r>
+      <w:r>
+        <w:rPr>
+          <w:i/>
+        </w:rPr>
+        <w:t xml:space="preserve">9010 Taiga, 9020 Nordlig ädellövskog </w:t>
+      </w:r>
+      <w:r>
+        <w:t xml:space="preserve">och </w:t>
+      </w:r>
+      <w:r>
+        <w:rPr>
+          <w:i/>
+        </w:rPr>
+        <w:t xml:space="preserve">9070 Trädklädd betesmark </w:t>
+      </w:r>
+      <w:r>
+        <w:t>(Nitare &amp; Skogsstyrelsen, 2019; SLU Artdatabanken, 2025).</w:t>
+      </w:r>
+    </w:p>
+    <w:p>
+      <w:r>
+        <w:rPr>
+          <w:b/>
+        </w:rPr>
+        <w:t>Stuplav</w:t>
+      </w:r>
+      <w:r>
+        <w:t xml:space="preserve"> är en mycket bra signalart i hela sitt utbredningsområde och förekommer nästan enbart i skogsmiljöer med höga naturvärden. Den indikerar långvarig förekomst av gamla lövträd och miljöer med konstant hög luftfuktighet. I skogar med suboceaniskt klimat finns det en mycket sällsynt parasit, njurlavsknapp </w:t>
+      </w:r>
+      <w:r>
+        <w:rPr>
+          <w:i/>
+        </w:rPr>
+        <w:t>Pletocarpon nephromeum</w:t>
+      </w:r>
+      <w:r>
+        <w:t xml:space="preserve"> (EN), som växer på stuplav. Ytterligare tre sällsynta lavparasiter, </w:t>
+      </w:r>
+      <w:r>
+        <w:rPr>
+          <w:i/>
+        </w:rPr>
+        <w:t>Protounguicularia nephromatis</w:t>
+      </w:r>
+      <w:r>
+        <w:t xml:space="preserve"> (VU), </w:t>
+      </w:r>
+      <w:r>
+        <w:rPr>
+          <w:i/>
+        </w:rPr>
+        <w:t>Refractohilum galligenum</w:t>
+      </w:r>
+      <w:r>
+        <w:t xml:space="preserve"> (NT) och </w:t>
+      </w:r>
+      <w:r>
+        <w:rPr>
+          <w:i/>
+        </w:rPr>
+        <w:t>Roselliniella nephromatis</w:t>
+      </w:r>
+      <w:r>
+        <w:t xml:space="preserve"> (DD), kan också påträffas på stuplav. Stuplav är typisk art för </w:t>
+      </w:r>
+      <w:r>
+        <w:rPr>
+          <w:i/>
+        </w:rPr>
+        <w:t>9010 Taiga</w:t>
+      </w:r>
+      <w:r>
+        <w:t xml:space="preserve"> (SLU Artdatabanken, 2026; Nitare &amp; Skogsstyrelsen, 2019).</w:t>
+      </w:r>
+    </w:p>
+    <w:p>
+      <w:r>
+        <w:rPr>
+          <w:b/>
+        </w:rPr>
+        <w:t xml:space="preserve">Vedticka </w:t>
+      </w:r>
+      <w:r>
+        <w:t xml:space="preserve">är en bra signalart söder om den naturliga norrlandsgränsen. Den är huvudsakligen knuten till äldre barrskogar där det föreligger långvarig kontinuitet av död barrved. Vedticka är typisk art för </w:t>
+      </w:r>
+      <w:r>
+        <w:rPr>
+          <w:i/>
+        </w:rPr>
+        <w:t xml:space="preserve">9010 Taiga </w:t>
+      </w:r>
+      <w:r>
+        <w:t>(Nitare &amp; Skogsstyrelsen, 2019; SLU Artdatabanken, 2025).</w:t>
       </w:r>
     </w:p>
     <w:p>
@@ -529,7 +752,7 @@
         <w:rPr>
           <w:i/>
         </w:rPr>
-        <w:t>I det avverkningsanmälda skogsområdet har 7 naturvårdsarter varav 7 rödlistade arter sina livsmiljöer och växtplatser.</w:t>
+        <w:t>I det avverkningsanmälda skogsområdet har 15 naturvårdsarter varav 12 rödlistade arter sina livsmiljöer och växtplatser.</w:t>
       </w:r>
     </w:p>
     <w:p>
@@ -726,7 +949,9 @@
         <w:pStyle w:val="Title"/>
       </w:pPr>
       <w:r>
-        <w:t>BILAGA 1 – Fridlysta arter</w:t>
+        <w:t>BILAGA 1 –</w:t>
+        <w:br/>
+        <w:t>Fridlysta och rödlistade arter</w:t>
       </w:r>
     </w:p>
     <w:p>
@@ -813,6 +1038,105 @@
       </w:r>
       <w:r>
         <w:t>SLU Artdatabanken, Uppsala</w:t>
+      </w:r>
+    </w:p>
+    <w:p>
+      <w:pPr>
+        <w:pStyle w:val="Heading1"/>
+      </w:pPr>
+      <w:r>
+        <w:t>Lunglav – ekologi samt krav på livsmiljön</w:t>
+      </w:r>
+    </w:p>
+    <w:p>
+      <w:r>
+        <w:t xml:space="preserve">Lunglav (NT) är en av vårt lands främsta signalarter som överallt indikerar gamla lövträd, skogsbestånd med höga naturvärden och ekosystem med lång skoglig kontinuitet. Lokalt kan förekomsten vara mycket riklig men den hittas nästan enbart i gamla och ej slutavverkade skogar. Artens samtliga förekomster bör uppmärksammas från naturvårdssynpunkt, då många lokaler även hyser andra ovanliga och rödlistade arter, däribland de sällsynta lavparasiterna lunglavshårprick (CR), </w:t>
+      </w:r>
+      <w:r>
+        <w:rPr>
+          <w:i/>
+        </w:rPr>
+        <w:t>Abrothallus diederichii</w:t>
+      </w:r>
+      <w:r>
+        <w:t xml:space="preserve"> (VU), </w:t>
+      </w:r>
+      <w:r>
+        <w:rPr>
+          <w:i/>
+        </w:rPr>
+        <w:t>Abrothallus lobariae</w:t>
+      </w:r>
+      <w:r>
+        <w:t xml:space="preserve"> (VU), </w:t>
+      </w:r>
+      <w:r>
+        <w:rPr>
+          <w:i/>
+        </w:rPr>
+        <w:t>Calycina lobariae</w:t>
+      </w:r>
+      <w:r>
+        <w:t xml:space="preserve"> (VU), lunglavsknapp (VU) och skrovelmössing (VU), som växer på lunglav. Rikliga förekomster med lunglav bör skyddas med biotopskydd, frivilliga avsättningar eller reservat (SLU Artdatabanken, 2026; Nitare &amp; Skogsstyrelsen, 2019).</w:t>
+      </w:r>
+    </w:p>
+    <w:p>
+      <w:r>
+        <w:t xml:space="preserve">Lunglav är typisk art för </w:t>
+      </w:r>
+      <w:r>
+        <w:rPr>
+          <w:i/>
+        </w:rPr>
+        <w:t>9010 Taiga, 9020 Nordlig ädellövskog, 9110 Näringsfattig bokskog, 9130 Näringsrik bokskog, 9160 Näringsrik ekskog, 9180 Ädellövskog i branter, 9190 Näringsfattig ekskog, 9070 Trädklädd betesmark, 9040 Fjällbjörkskog</w:t>
+      </w:r>
+      <w:r>
+        <w:t xml:space="preserve"> och</w:t>
+      </w:r>
+      <w:r>
+        <w:rPr>
+          <w:i/>
+        </w:rPr>
+        <w:t xml:space="preserve"> 6530 Lövängar</w:t>
+      </w:r>
+      <w:r>
+        <w:t xml:space="preserve"> (SLU Artdatabanken, 2026).</w:t>
+      </w:r>
+    </w:p>
+    <w:p>
+      <w:pPr>
+        <w:pStyle w:val="Heading2"/>
+      </w:pPr>
+      <w:r>
+        <w:t>Referenser – lunglav</w:t>
+      </w:r>
+    </w:p>
+    <w:p>
+      <w:r>
+        <w:t xml:space="preserve">Nitare, J. och Skogsstyrelsen, 2019. </w:t>
+      </w:r>
+      <w:r>
+        <w:rPr>
+          <w:i/>
+        </w:rPr>
+        <w:t xml:space="preserve">Skyddsvärd skog – Naturvårdsarter och andra kriterier för naturvärdesbedömning. </w:t>
+      </w:r>
+      <w:r>
+        <w:t>Skogsstyrelsen.</w:t>
+      </w:r>
+    </w:p>
+    <w:p>
+      <w:r>
+        <w:t xml:space="preserve">SLU Artdatabanken, 2026. </w:t>
+      </w:r>
+      <w:r>
+        <w:rPr>
+          <w:i/>
+        </w:rPr>
+        <w:t xml:space="preserve">Artfaktablad. Naturvård – artfakta. </w:t>
+      </w:r>
+      <w:r>
+        <w:t>SLU Artdatabanken, Uppsala.</w:t>
       </w:r>
     </w:p>
     <w:sectPr>
@@ -943,7 +1267,7 @@
     <w:r>
       <w:tab/>
       <w:tab/>
-      <w:t>2026-08-14</w:t>
+      <w:t>2026-08-15</w:t>
       <w:br/>
       <w:br/>
     </w:r>

--- a/klagomål/A 30446-2026 FSC-klagomål.docx
+++ b/klagomål/A 30446-2026 FSC-klagomål.docx
@@ -1267,7 +1267,7 @@
     <w:r>
       <w:tab/>
       <w:tab/>
-      <w:t>2026-08-15</w:t>
+      <w:t>2026-08-16</w:t>
       <w:br/>
       <w:br/>
     </w:r>

--- a/klagomål/A 30446-2026 FSC-klagomål.docx
+++ b/klagomål/A 30446-2026 FSC-klagomål.docx
@@ -1267,7 +1267,7 @@
     <w:r>
       <w:tab/>
       <w:tab/>
-      <w:t>2026-08-16</w:t>
+      <w:t>2026-08-17</w:t>
       <w:br/>
       <w:br/>
     </w:r>

--- a/klagomål/A 30446-2026 FSC-klagomål.docx
+++ b/klagomål/A 30446-2026 FSC-klagomål.docx
@@ -1267,7 +1267,7 @@
     <w:r>
       <w:tab/>
       <w:tab/>
-      <w:t>2026-08-17</w:t>
+      <w:t>2026-08-18</w:t>
       <w:br/>
       <w:br/>
     </w:r>

--- a/klagomål/A 30446-2026 FSC-klagomål.docx
+++ b/klagomål/A 30446-2026 FSC-klagomål.docx
@@ -1267,7 +1267,7 @@
     <w:r>
       <w:tab/>
       <w:tab/>
-      <w:t>2026-08-18</w:t>
+      <w:t>2026-08-19</w:t>
       <w:br/>
       <w:br/>
     </w:r>

--- a/klagomål/A 30446-2026 FSC-klagomål.docx
+++ b/klagomål/A 30446-2026 FSC-klagomål.docx
@@ -1267,7 +1267,7 @@
     <w:r>
       <w:tab/>
       <w:tab/>
-      <w:t>2026-08-19</w:t>
+      <w:t>2026-08-20</w:t>
       <w:br/>
       <w:br/>
     </w:r>

--- a/klagomål/A 30446-2026 FSC-klagomål.docx
+++ b/klagomål/A 30446-2026 FSC-klagomål.docx
@@ -1267,7 +1267,7 @@
     <w:r>
       <w:tab/>
       <w:tab/>
-      <w:t>2026-08-20</w:t>
+      <w:t>2026-08-21</w:t>
       <w:br/>
       <w:br/>
     </w:r>

--- a/klagomål/A 30446-2026 FSC-klagomål.docx
+++ b/klagomål/A 30446-2026 FSC-klagomål.docx
@@ -1267,7 +1267,7 @@
     <w:r>
       <w:tab/>
       <w:tab/>
-      <w:t>2026-08-21</w:t>
+      <w:t>2026-08-22</w:t>
       <w:br/>
       <w:br/>
     </w:r>

--- a/klagomål/A 30446-2026 FSC-klagomål.docx
+++ b/klagomål/A 30446-2026 FSC-klagomål.docx
@@ -1267,7 +1267,7 @@
     <w:r>
       <w:tab/>
       <w:tab/>
-      <w:t>2026-08-22</w:t>
+      <w:t>2026-08-23</w:t>
       <w:br/>
       <w:br/>
     </w:r>

--- a/klagomål/A 30446-2026 FSC-klagomål.docx
+++ b/klagomål/A 30446-2026 FSC-klagomål.docx
@@ -1267,7 +1267,7 @@
     <w:r>
       <w:tab/>
       <w:tab/>
-      <w:t>2026-08-23</w:t>
+      <w:t>2026-08-24</w:t>
       <w:br/>
       <w:br/>
     </w:r>

--- a/klagomål/A 30446-2026 FSC-klagomål.docx
+++ b/klagomål/A 30446-2026 FSC-klagomål.docx
@@ -1267,7 +1267,7 @@
     <w:r>
       <w:tab/>
       <w:tab/>
-      <w:t>2026-08-24</w:t>
+      <w:t>2026-08-25</w:t>
       <w:br/>
       <w:br/>
     </w:r>

--- a/klagomål/A 30446-2026 FSC-klagomål.docx
+++ b/klagomål/A 30446-2026 FSC-klagomål.docx
@@ -1267,7 +1267,7 @@
     <w:r>
       <w:tab/>
       <w:tab/>
-      <w:t>2026-08-25</w:t>
+      <w:t>2026-08-26</w:t>
       <w:br/>
       <w:br/>
     </w:r>

--- a/klagomål/A 30446-2026 FSC-klagomål.docx
+++ b/klagomål/A 30446-2026 FSC-klagomål.docx
@@ -1267,7 +1267,7 @@
     <w:r>
       <w:tab/>
       <w:tab/>
-      <w:t>2026-08-26</w:t>
+      <w:t>2026-08-27</w:t>
       <w:br/>
       <w:br/>
     </w:r>

--- a/klagomål/A 30446-2026 FSC-klagomål.docx
+++ b/klagomål/A 30446-2026 FSC-klagomål.docx
@@ -1267,7 +1267,7 @@
     <w:r>
       <w:tab/>
       <w:tab/>
-      <w:t>2026-08-27</w:t>
+      <w:t>2026-08-28</w:t>
       <w:br/>
       <w:br/>
     </w:r>

--- a/klagomål/A 30446-2026 FSC-klagomål.docx
+++ b/klagomål/A 30446-2026 FSC-klagomål.docx
@@ -1267,7 +1267,7 @@
     <w:r>
       <w:tab/>
       <w:tab/>
-      <w:t>2026-08-28</w:t>
+      <w:t>2026-08-29</w:t>
       <w:br/>
       <w:br/>
     </w:r>

--- a/klagomål/A 30446-2026 FSC-klagomål.docx
+++ b/klagomål/A 30446-2026 FSC-klagomål.docx
@@ -1267,7 +1267,7 @@
     <w:r>
       <w:tab/>
       <w:tab/>
-      <w:t>2026-08-29</w:t>
+      <w:t>2026-08-31</w:t>
       <w:br/>
       <w:br/>
     </w:r>

--- a/klagomål/A 30446-2026 FSC-klagomål.docx
+++ b/klagomål/A 30446-2026 FSC-klagomål.docx
@@ -1267,7 +1267,7 @@
     <w:r>
       <w:tab/>
       <w:tab/>
-      <w:t>2026-08-31</w:t>
+      <w:t>2026-09-01</w:t>
       <w:br/>
       <w:br/>
     </w:r>

--- a/klagomål/A 30446-2026 FSC-klagomål.docx
+++ b/klagomål/A 30446-2026 FSC-klagomål.docx
@@ -1267,7 +1267,7 @@
     <w:r>
       <w:tab/>
       <w:tab/>
-      <w:t>2026-09-01</w:t>
+      <w:t>2026-09-02</w:t>
       <w:br/>
       <w:br/>
     </w:r>

--- a/klagomål/A 30446-2026 FSC-klagomål.docx
+++ b/klagomål/A 30446-2026 FSC-klagomål.docx
@@ -1267,7 +1267,7 @@
     <w:r>
       <w:tab/>
       <w:tab/>
-      <w:t>2026-09-02</w:t>
+      <w:t>2026-09-03</w:t>
       <w:br/>
       <w:br/>
     </w:r>

--- a/klagomål/A 30446-2026 FSC-klagomål.docx
+++ b/klagomål/A 30446-2026 FSC-klagomål.docx
@@ -1267,7 +1267,7 @@
     <w:r>
       <w:tab/>
       <w:tab/>
-      <w:t>2026-09-03</w:t>
+      <w:t>2026-09-04</w:t>
       <w:br/>
       <w:br/>
     </w:r>

--- a/klagomål/A 30446-2026 FSC-klagomål.docx
+++ b/klagomål/A 30446-2026 FSC-klagomål.docx
@@ -1267,7 +1267,7 @@
     <w:r>
       <w:tab/>
       <w:tab/>
-      <w:t>2026-09-04</w:t>
+      <w:t>2026-09-05</w:t>
       <w:br/>
       <w:br/>
     </w:r>

--- a/klagomål/A 30446-2026 FSC-klagomål.docx
+++ b/klagomål/A 30446-2026 FSC-klagomål.docx
@@ -1267,7 +1267,7 @@
     <w:r>
       <w:tab/>
       <w:tab/>
-      <w:t>2026-09-05</w:t>
+      <w:t>2026-09-06</w:t>
       <w:br/>
       <w:br/>
     </w:r>

--- a/klagomål/A 30446-2026 FSC-klagomål.docx
+++ b/klagomål/A 30446-2026 FSC-klagomål.docx
@@ -1267,7 +1267,7 @@
     <w:r>
       <w:tab/>
       <w:tab/>
-      <w:t>2026-09-06</w:t>
+      <w:t>2026-09-07</w:t>
       <w:br/>
       <w:br/>
     </w:r>

--- a/klagomål/A 30446-2026 FSC-klagomål.docx
+++ b/klagomål/A 30446-2026 FSC-klagomål.docx
@@ -1267,7 +1267,7 @@
     <w:r>
       <w:tab/>
       <w:tab/>
-      <w:t>2026-09-07</w:t>
+      <w:t>2026-09-08</w:t>
       <w:br/>
       <w:br/>
     </w:r>

--- a/klagomål/A 30446-2026 FSC-klagomål.docx
+++ b/klagomål/A 30446-2026 FSC-klagomål.docx
@@ -1267,7 +1267,7 @@
     <w:r>
       <w:tab/>
       <w:tab/>
-      <w:t>2026-09-08</w:t>
+      <w:t>2026-09-09</w:t>
       <w:br/>
       <w:br/>
     </w:r>

--- a/klagomål/A 30446-2026 FSC-klagomål.docx
+++ b/klagomål/A 30446-2026 FSC-klagomål.docx
@@ -1267,7 +1267,7 @@
     <w:r>
       <w:tab/>
       <w:tab/>
-      <w:t>2026-09-09</w:t>
+      <w:t>2026-09-10</w:t>
       <w:br/>
       <w:br/>
     </w:r>

--- a/klagomål/A 30446-2026 FSC-klagomål.docx
+++ b/klagomål/A 30446-2026 FSC-klagomål.docx
@@ -1267,7 +1267,7 @@
     <w:r>
       <w:tab/>
       <w:tab/>
-      <w:t>2026-09-10</w:t>
+      <w:t>2026-09-11</w:t>
       <w:br/>
       <w:br/>
     </w:r>

--- a/klagomål/A 30446-2026 FSC-klagomål.docx
+++ b/klagomål/A 30446-2026 FSC-klagomål.docx
@@ -1267,7 +1267,7 @@
     <w:r>
       <w:tab/>
       <w:tab/>
-      <w:t>2026-09-11</w:t>
+      <w:t>2026-09-12</w:t>
       <w:br/>
       <w:br/>
     </w:r>

--- a/klagomål/A 30446-2026 FSC-klagomål.docx
+++ b/klagomål/A 30446-2026 FSC-klagomål.docx
@@ -1267,7 +1267,7 @@
     <w:r>
       <w:tab/>
       <w:tab/>
-      <w:t>2026-09-12</w:t>
+      <w:t>2026-09-13</w:t>
       <w:br/>
       <w:br/>
     </w:r>
